--- a/cccs-international/cccs-south-korea/docs/cccs-south-korea-info-sheet.docx
+++ b/cccs-international/cccs-south-korea/docs/cccs-south-korea-info-sheet.docx
@@ -31,7 +31,17 @@
           <w:sz w:val="24"/>
           <w:szCs w:val="24"/>
         </w:rPr>
-        <w:t xml:space="preserve"> STUDY COMPUTER SCIENCE IN THE USA</w:t>
+        <w:t xml:space="preserve"> </w:t>
+      </w:r>
+      <w:r>
+        <w:rPr>
+          <w:rFonts w:ascii="Arial" w:eastAsia="Times New Roman" w:hAnsi="Arial" w:cs="Arial"/>
+          <w:b/>
+          <w:color w:val="000000"/>
+          <w:sz w:val="30"/>
+          <w:szCs w:val="30"/>
+        </w:rPr>
+        <w:t>STUDY COMPUTER SCIENCE IN THE USA</w:t>
       </w:r>
       <w:r>
         <w:rPr>
@@ -155,10 +165,90 @@
           <w:rFonts w:ascii="Arial" w:eastAsia="Times New Roman" w:hAnsi="Arial" w:cs="Arial"/>
           <w:b/>
           <w:color w:val="000000"/>
-          <w:sz w:val="24"/>
-          <w:szCs w:val="24"/>
+          <w:sz w:val="30"/>
+          <w:szCs w:val="30"/>
         </w:rPr>
         <w:t>CCCS-</w:t>
+      </w:r>
+      <w:r>
+        <w:rPr>
+          <w:rFonts w:ascii="Arial" w:eastAsia="Times New Roman" w:hAnsi="Arial" w:cs="Arial"/>
+          <w:b/>
+          <w:color w:val="000000"/>
+          <w:sz w:val="30"/>
+          <w:szCs w:val="30"/>
+        </w:rPr>
+        <w:t>South Korea</w:t>
+      </w:r>
+      <w:r>
+        <w:rPr>
+          <w:rFonts w:ascii="Arial" w:eastAsia="Times New Roman" w:hAnsi="Arial" w:cs="Arial"/>
+          <w:b/>
+          <w:color w:val="000000"/>
+          <w:sz w:val="30"/>
+          <w:szCs w:val="30"/>
+        </w:rPr>
+        <w:t xml:space="preserve"> (</w:t>
+      </w:r>
+      <w:r>
+        <w:rPr>
+          <w:rFonts w:ascii="Arial" w:eastAsia="Times New Roman" w:hAnsi="Arial" w:cs="Arial"/>
+          <w:b/>
+          <w:color w:val="000000"/>
+          <w:sz w:val="30"/>
+          <w:szCs w:val="30"/>
+        </w:rPr>
+        <w:t xml:space="preserve">Columbia College </w:t>
+      </w:r>
+      <w:r>
+        <w:rPr>
+          <w:rFonts w:ascii="Arial" w:eastAsia="Times New Roman" w:hAnsi="Arial" w:cs="Arial"/>
+          <w:b/>
+          <w:bCs/>
+          <w:sz w:val="30"/>
+          <w:szCs w:val="30"/>
+        </w:rPr>
+        <w:t>CS</w:t>
+      </w:r>
+      <w:r>
+        <w:rPr>
+          <w:rFonts w:ascii="Arial" w:eastAsia="Times New Roman" w:hAnsi="Arial" w:cs="Arial"/>
+          <w:b/>
+          <w:bCs/>
+          <w:sz w:val="30"/>
+          <w:szCs w:val="30"/>
+        </w:rPr>
+        <w:t>)</w:t>
+      </w:r>
+      <w:r>
+        <w:rPr>
+          <w:rFonts w:ascii="Arial" w:eastAsia="Times New Roman" w:hAnsi="Arial" w:cs="Arial"/>
+          <w:b/>
+          <w:color w:val="000000"/>
+          <w:sz w:val="30"/>
+          <w:szCs w:val="30"/>
+        </w:rPr>
+        <w:t>-</w:t>
+      </w:r>
+      <w:r>
+        <w:rPr>
+          <w:rFonts w:ascii="Arial" w:eastAsia="Times New Roman" w:hAnsi="Arial" w:cs="Arial"/>
+          <w:b/>
+          <w:color w:val="000000"/>
+          <w:sz w:val="30"/>
+          <w:szCs w:val="30"/>
+        </w:rPr>
+        <w:t>South Korea</w:t>
+      </w:r>
+      <w:r>
+        <w:rPr>
+          <w:rFonts w:ascii="Arial" w:eastAsia="Times New Roman" w:hAnsi="Arial" w:cs="Arial"/>
+          <w:b/>
+          <w:color w:val="000000"/>
+          <w:sz w:val="30"/>
+          <w:szCs w:val="30"/>
+        </w:rPr>
+        <w:t xml:space="preserve"> Scholarship Program</w:t>
       </w:r>
       <w:r>
         <w:rPr>
@@ -168,166 +258,96 @@
           <w:sz w:val="24"/>
           <w:szCs w:val="24"/>
         </w:rPr>
-        <w:t>South Korea</w:t>
-      </w:r>
-      <w:r>
-        <w:rPr>
-          <w:rFonts w:ascii="Arial" w:eastAsia="Times New Roman" w:hAnsi="Arial" w:cs="Arial"/>
-          <w:b/>
-          <w:color w:val="000000"/>
+        <w:t xml:space="preserve"> </w:t>
+      </w:r>
+      <w:r>
+        <w:rPr>
+          <w:rFonts w:ascii="Arial" w:hAnsi="Arial" w:cs="Arial"/>
+          <w:b/>
           <w:sz w:val="24"/>
           <w:szCs w:val="24"/>
         </w:rPr>
-        <w:t xml:space="preserve"> (</w:t>
-      </w:r>
-      <w:r>
-        <w:rPr>
-          <w:rFonts w:ascii="Arial" w:eastAsia="Times New Roman" w:hAnsi="Arial" w:cs="Arial"/>
-          <w:b/>
-          <w:color w:val="000000"/>
+        <w:t xml:space="preserve">/ </w:t>
+      </w:r>
+      <w:proofErr w:type="spellStart"/>
+      <w:r>
+        <w:rPr>
+          <w:rFonts w:ascii="Arial" w:eastAsia="Malgun Gothic" w:hAnsi="Arial" w:cs="Arial"/>
           <w:sz w:val="24"/>
           <w:szCs w:val="24"/>
         </w:rPr>
-        <w:t xml:space="preserve">Columbia College </w:t>
-      </w:r>
-      <w:r>
-        <w:rPr>
-          <w:rFonts w:ascii="Arial" w:eastAsia="Times New Roman" w:hAnsi="Arial" w:cs="Arial"/>
-          <w:b/>
-          <w:bCs/>
+        <w:t>한국인</w:t>
+      </w:r>
+      <w:proofErr w:type="spellEnd"/>
+      <w:r>
+        <w:rPr>
+          <w:rFonts w:ascii="Arial" w:eastAsia="Times New Roman" w:hAnsi="Arial" w:cs="Arial"/>
           <w:sz w:val="24"/>
           <w:szCs w:val="24"/>
         </w:rPr>
-        <w:t>CS</w:t>
-      </w:r>
-      <w:r>
-        <w:rPr>
-          <w:rFonts w:ascii="Arial" w:eastAsia="Times New Roman" w:hAnsi="Arial" w:cs="Arial"/>
-          <w:b/>
-          <w:bCs/>
+        <w:t xml:space="preserve"> </w:t>
+      </w:r>
+      <w:proofErr w:type="spellStart"/>
+      <w:r>
+        <w:rPr>
+          <w:rFonts w:ascii="Arial" w:eastAsia="Malgun Gothic" w:hAnsi="Arial" w:cs="Arial"/>
           <w:sz w:val="24"/>
           <w:szCs w:val="24"/>
         </w:rPr>
-        <w:t>)</w:t>
-      </w:r>
-      <w:r>
-        <w:rPr>
-          <w:rFonts w:ascii="Arial" w:eastAsia="Times New Roman" w:hAnsi="Arial" w:cs="Arial"/>
-          <w:b/>
-          <w:color w:val="000000"/>
+        <w:t>학생</w:t>
+      </w:r>
+      <w:proofErr w:type="spellEnd"/>
+      <w:r>
+        <w:rPr>
+          <w:rFonts w:ascii="Arial" w:eastAsia="Times New Roman" w:hAnsi="Arial" w:cs="Arial"/>
           <w:sz w:val="24"/>
           <w:szCs w:val="24"/>
         </w:rPr>
-        <w:t>-</w:t>
-      </w:r>
-      <w:r>
-        <w:rPr>
-          <w:rFonts w:ascii="Arial" w:eastAsia="Times New Roman" w:hAnsi="Arial" w:cs="Arial"/>
-          <w:b/>
-          <w:color w:val="000000"/>
+        <w:t xml:space="preserve"> </w:t>
+      </w:r>
+      <w:proofErr w:type="spellStart"/>
+      <w:r>
+        <w:rPr>
+          <w:rFonts w:ascii="Arial" w:eastAsia="Malgun Gothic" w:hAnsi="Arial" w:cs="Arial"/>
           <w:sz w:val="24"/>
           <w:szCs w:val="24"/>
         </w:rPr>
-        <w:t>South Korea</w:t>
-      </w:r>
-      <w:r>
-        <w:rPr>
-          <w:rFonts w:ascii="Arial" w:eastAsia="Times New Roman" w:hAnsi="Arial" w:cs="Arial"/>
-          <w:b/>
-          <w:color w:val="000000"/>
+        <w:t>한정</w:t>
+      </w:r>
+      <w:proofErr w:type="spellEnd"/>
+      <w:r>
+        <w:rPr>
+          <w:rFonts w:ascii="Arial" w:eastAsia="Times New Roman" w:hAnsi="Arial" w:cs="Arial"/>
           <w:sz w:val="24"/>
           <w:szCs w:val="24"/>
         </w:rPr>
-        <w:t xml:space="preserve"> Scholarship Program </w:t>
-      </w:r>
-      <w:r>
-        <w:rPr>
-          <w:rFonts w:ascii="Arial" w:hAnsi="Arial" w:cs="Arial"/>
-          <w:b/>
+        <w:t xml:space="preserve"> </w:t>
+      </w:r>
+      <w:proofErr w:type="spellStart"/>
+      <w:r>
+        <w:rPr>
+          <w:rFonts w:ascii="Arial" w:eastAsia="Malgun Gothic" w:hAnsi="Arial" w:cs="Arial"/>
           <w:sz w:val="24"/>
           <w:szCs w:val="24"/>
         </w:rPr>
-        <w:t xml:space="preserve">/ </w:t>
-      </w:r>
-      <w:proofErr w:type="spellStart"/>
-      <w:r>
-        <w:rPr>
-          <w:rFonts w:ascii="Arial" w:eastAsia="Malgun Gothic" w:hAnsi="Arial" w:cs="Arial"/>
+        <w:t>장학금</w:t>
+      </w:r>
+      <w:proofErr w:type="spellEnd"/>
+      <w:r>
+        <w:rPr>
+          <w:rFonts w:ascii="Arial" w:eastAsia="Times New Roman" w:hAnsi="Arial" w:cs="Arial"/>
           <w:sz w:val="24"/>
           <w:szCs w:val="24"/>
         </w:rPr>
-        <w:t>한국인</w:t>
-      </w:r>
-      <w:proofErr w:type="spellEnd"/>
-      <w:r>
-        <w:rPr>
-          <w:rFonts w:ascii="Arial" w:eastAsia="Times New Roman" w:hAnsi="Arial" w:cs="Arial"/>
+        <w:t xml:space="preserve"> </w:t>
+      </w:r>
+      <w:proofErr w:type="spellStart"/>
+      <w:r>
+        <w:rPr>
+          <w:rFonts w:ascii="Arial" w:eastAsia="Malgun Gothic" w:hAnsi="Arial" w:cs="Arial"/>
           <w:sz w:val="24"/>
           <w:szCs w:val="24"/>
         </w:rPr>
-        <w:t xml:space="preserve"> </w:t>
-      </w:r>
-      <w:proofErr w:type="spellStart"/>
-      <w:r>
-        <w:rPr>
-          <w:rFonts w:ascii="Arial" w:eastAsia="Malgun Gothic" w:hAnsi="Arial" w:cs="Arial"/>
-          <w:sz w:val="24"/>
-          <w:szCs w:val="24"/>
-        </w:rPr>
-        <w:t>학생</w:t>
-      </w:r>
-      <w:proofErr w:type="spellEnd"/>
-      <w:r>
-        <w:rPr>
-          <w:rFonts w:ascii="Arial" w:eastAsia="Times New Roman" w:hAnsi="Arial" w:cs="Arial"/>
-          <w:sz w:val="24"/>
-          <w:szCs w:val="24"/>
-        </w:rPr>
-        <w:t xml:space="preserve"> </w:t>
-      </w:r>
-      <w:proofErr w:type="spellStart"/>
-      <w:r>
-        <w:rPr>
-          <w:rFonts w:ascii="Arial" w:eastAsia="Malgun Gothic" w:hAnsi="Arial" w:cs="Arial"/>
-          <w:sz w:val="24"/>
-          <w:szCs w:val="24"/>
-        </w:rPr>
-        <w:t>한정</w:t>
-      </w:r>
-      <w:proofErr w:type="spellEnd"/>
-      <w:r>
-        <w:rPr>
-          <w:rFonts w:ascii="Arial" w:eastAsia="Times New Roman" w:hAnsi="Arial" w:cs="Arial"/>
-          <w:sz w:val="24"/>
-          <w:szCs w:val="24"/>
-        </w:rPr>
-        <w:t xml:space="preserve"> </w:t>
-      </w:r>
-      <w:proofErr w:type="spellStart"/>
-      <w:r>
-        <w:rPr>
-          <w:rFonts w:ascii="Arial" w:eastAsia="Malgun Gothic" w:hAnsi="Arial" w:cs="Arial"/>
-          <w:sz w:val="24"/>
-          <w:szCs w:val="24"/>
-        </w:rPr>
-        <w:t>장학금</w:t>
-      </w:r>
-      <w:proofErr w:type="spellEnd"/>
-      <w:r>
-        <w:rPr>
-          <w:rFonts w:ascii="Arial" w:eastAsia="Times New Roman" w:hAnsi="Arial" w:cs="Arial"/>
-          <w:sz w:val="24"/>
-          <w:szCs w:val="24"/>
-        </w:rPr>
-        <w:t xml:space="preserve"> </w:t>
-      </w:r>
-      <w:proofErr w:type="spellStart"/>
-      <w:r>
-        <w:rPr>
-          <w:rFonts w:ascii="Arial" w:eastAsia="Malgun Gothic" w:hAnsi="Arial" w:cs="Arial"/>
-          <w:sz w:val="24"/>
-          <w:szCs w:val="24"/>
-        </w:rPr>
         <w:t>프로그램</w:t>
       </w:r>
       <w:proofErr w:type="spellEnd"/>
@@ -342,12 +362,16 @@
       <w:r>
         <w:rPr>
           <w:rFonts w:ascii="Segoe UI Emoji" w:hAnsi="Segoe UI Emoji" w:cs="Segoe UI Emoji"/>
+          <w:sz w:val="28"/>
+          <w:szCs w:val="28"/>
         </w:rPr>
         <w:t>🏛</w:t>
       </w:r>
       <w:r>
         <w:rPr>
           <w:rFonts w:ascii="Arial" w:hAnsi="Arial" w:cs="Arial"/>
+          <w:sz w:val="28"/>
+          <w:szCs w:val="28"/>
         </w:rPr>
         <w:t>️</w:t>
       </w:r>
@@ -356,6 +380,8 @@
           <w:rFonts w:ascii="Arial" w:eastAsia="Times New Roman" w:hAnsi="Arial" w:cs="Arial"/>
           <w:b/>
           <w:color w:val="000000"/>
+          <w:sz w:val="28"/>
+          <w:szCs w:val="28"/>
         </w:rPr>
         <w:t>Columbia College in Columbia, Missouri</w:t>
       </w:r>
@@ -364,6 +390,8 @@
           <w:rFonts w:ascii="Arial" w:eastAsia="Times New Roman" w:hAnsi="Arial" w:cs="Arial"/>
           <w:b/>
           <w:color w:val="000000"/>
+          <w:sz w:val="28"/>
+          <w:szCs w:val="28"/>
         </w:rPr>
         <w:t>, USA</w:t>
       </w:r>
@@ -453,8 +481,6 @@
           <w:rFonts w:ascii="Arial" w:eastAsia="Times New Roman" w:hAnsi="Arial" w:cs="Arial"/>
           <w:b/>
           <w:color w:val="000000"/>
-          <w:sz w:val="20"/>
-          <w:szCs w:val="20"/>
         </w:rPr>
         <w:t>R</w:t>
       </w:r>
@@ -463,10 +489,34 @@
           <w:rFonts w:ascii="Arial" w:eastAsia="Times New Roman" w:hAnsi="Arial" w:cs="Arial"/>
           <w:b/>
           <w:color w:val="000000"/>
-          <w:sz w:val="20"/>
-          <w:szCs w:val="20"/>
-        </w:rPr>
-        <w:t xml:space="preserve">igorous, elite, and small-class </w:t>
+        </w:rPr>
+        <w:t>igorous, elite, and small</w:t>
+      </w:r>
+      <w:r>
+        <w:rPr>
+          <w:rFonts w:ascii="Arial" w:eastAsia="Times New Roman" w:hAnsi="Arial" w:cs="Arial"/>
+          <w:b/>
+          <w:color w:val="000000"/>
+        </w:rPr>
+        <w:t xml:space="preserve"> </w:t>
+      </w:r>
+      <w:r>
+        <w:rPr>
+          <w:rFonts w:ascii="Arial" w:eastAsia="Times New Roman" w:hAnsi="Arial" w:cs="Arial"/>
+          <w:b/>
+          <w:color w:val="000000"/>
+        </w:rPr>
+        <w:t>class</w:t>
+      </w:r>
+      <w:r>
+        <w:rPr>
+          <w:rFonts w:ascii="Arial" w:eastAsia="Times New Roman" w:hAnsi="Arial" w:cs="Arial"/>
+          <w:b/>
+          <w:color w:val="000000"/>
+          <w:sz w:val="20"/>
+          <w:szCs w:val="20"/>
+        </w:rPr>
+        <w:t xml:space="preserve"> </w:t>
       </w:r>
       <w:r>
         <w:rPr>
@@ -477,86 +527,56 @@
         </w:rPr>
         <w:t xml:space="preserve">/ </w:t>
       </w:r>
-      <w:r>
-        <w:rPr>
-          <w:rFonts w:ascii="Arial" w:eastAsia="Malgun Gothic" w:hAnsi="Arial" w:cs="Arial"/>
-          <w:sz w:val="20"/>
-          <w:szCs w:val="20"/>
+      <w:proofErr w:type="spellStart"/>
+      <w:r>
+        <w:rPr>
+          <w:rFonts w:ascii="Malgun Gothic" w:eastAsia="Malgun Gothic" w:hAnsi="Malgun Gothic" w:cs="Malgun Gothic" w:hint="eastAsia"/>
         </w:rPr>
         <w:t>소수정예</w:t>
       </w:r>
-      <w:r>
-        <w:rPr>
-          <w:rFonts w:ascii="Arial" w:hAnsi="Arial" w:cs="Arial"/>
-          <w:sz w:val="20"/>
-          <w:szCs w:val="20"/>
-        </w:rPr>
-        <w:t xml:space="preserve"> </w:t>
-      </w:r>
-      <w:proofErr w:type="spellStart"/>
-      <w:r>
-        <w:rPr>
-          <w:rFonts w:ascii="Arial" w:eastAsia="Malgun Gothic" w:hAnsi="Arial" w:cs="Arial"/>
-          <w:sz w:val="20"/>
-          <w:szCs w:val="20"/>
+      <w:proofErr w:type="spellEnd"/>
+      <w:r>
+        <w:t xml:space="preserve"> </w:t>
+      </w:r>
+      <w:proofErr w:type="spellStart"/>
+      <w:r>
+        <w:rPr>
+          <w:rFonts w:ascii="Malgun Gothic" w:eastAsia="Malgun Gothic" w:hAnsi="Malgun Gothic" w:cs="Malgun Gothic" w:hint="eastAsia"/>
         </w:rPr>
         <w:t>방식의</w:t>
       </w:r>
       <w:proofErr w:type="spellEnd"/>
       <w:r>
-        <w:rPr>
-          <w:rFonts w:ascii="Arial" w:hAnsi="Arial" w:cs="Arial"/>
-          <w:sz w:val="20"/>
-          <w:szCs w:val="20"/>
-        </w:rPr>
-        <w:t xml:space="preserve"> </w:t>
-      </w:r>
-      <w:proofErr w:type="spellStart"/>
-      <w:r>
-        <w:rPr>
-          <w:rFonts w:ascii="Arial" w:eastAsia="Malgun Gothic" w:hAnsi="Arial" w:cs="Arial"/>
-          <w:sz w:val="20"/>
-          <w:szCs w:val="20"/>
+        <w:t xml:space="preserve"> </w:t>
+      </w:r>
+      <w:proofErr w:type="spellStart"/>
+      <w:r>
+        <w:rPr>
+          <w:rFonts w:ascii="Malgun Gothic" w:eastAsia="Malgun Gothic" w:hAnsi="Malgun Gothic" w:cs="Malgun Gothic" w:hint="eastAsia"/>
         </w:rPr>
         <w:t>철저한</w:t>
       </w:r>
       <w:proofErr w:type="spellEnd"/>
       <w:r>
-        <w:rPr>
-          <w:rFonts w:ascii="Arial" w:hAnsi="Arial" w:cs="Arial"/>
-          <w:sz w:val="20"/>
-          <w:szCs w:val="20"/>
-        </w:rPr>
-        <w:t xml:space="preserve"> </w:t>
-      </w:r>
-      <w:proofErr w:type="spellStart"/>
-      <w:r>
-        <w:rPr>
-          <w:rFonts w:ascii="Arial" w:eastAsia="Malgun Gothic" w:hAnsi="Arial" w:cs="Arial"/>
-          <w:sz w:val="20"/>
-          <w:szCs w:val="20"/>
+        <w:t xml:space="preserve"> </w:t>
+      </w:r>
+      <w:proofErr w:type="spellStart"/>
+      <w:r>
+        <w:rPr>
+          <w:rFonts w:ascii="Malgun Gothic" w:eastAsia="Malgun Gothic" w:hAnsi="Malgun Gothic" w:cs="Malgun Gothic" w:hint="eastAsia"/>
         </w:rPr>
         <w:t>엘리트</w:t>
       </w:r>
       <w:proofErr w:type="spellEnd"/>
       <w:r>
-        <w:rPr>
-          <w:rFonts w:ascii="Arial" w:hAnsi="Arial" w:cs="Arial"/>
-          <w:sz w:val="20"/>
-          <w:szCs w:val="20"/>
-        </w:rPr>
-        <w:t xml:space="preserve"> </w:t>
-      </w:r>
-      <w:proofErr w:type="spellStart"/>
-      <w:r>
-        <w:rPr>
-          <w:rFonts w:ascii="Arial" w:eastAsia="Malgun Gothic" w:hAnsi="Arial" w:cs="Arial"/>
-          <w:sz w:val="20"/>
-          <w:szCs w:val="20"/>
+        <w:t xml:space="preserve"> </w:t>
+      </w:r>
+      <w:r>
+        <w:rPr>
+          <w:rFonts w:ascii="Malgun Gothic" w:eastAsia="Malgun Gothic" w:hAnsi="Malgun Gothic" w:cs="Malgun Gothic" w:hint="eastAsia"/>
         </w:rPr>
         <w:t>교육</w:t>
       </w:r>
-      <w:proofErr w:type="spellEnd"/>
     </w:p>
     <w:p>
       <w:pPr>
@@ -578,8 +598,6 @@
           <w:rFonts w:ascii="Arial" w:eastAsia="Times New Roman" w:hAnsi="Arial" w:cs="Arial"/>
           <w:b/>
           <w:color w:val="000000"/>
-          <w:sz w:val="20"/>
-          <w:szCs w:val="20"/>
         </w:rPr>
         <w:t xml:space="preserve">For </w:t>
       </w:r>
@@ -588,8 +606,6 @@
           <w:rFonts w:ascii="Arial" w:eastAsia="Times New Roman" w:hAnsi="Arial" w:cs="Arial"/>
           <w:b/>
           <w:color w:val="000000"/>
-          <w:sz w:val="20"/>
-          <w:szCs w:val="20"/>
         </w:rPr>
         <w:t>high-achieving analytical minds</w:t>
       </w:r>
@@ -732,8 +748,6 @@
         <w:rPr>
           <w:rFonts w:ascii="Arial" w:hAnsi="Arial" w:cs="Arial"/>
           <w:b/>
-          <w:sz w:val="20"/>
-          <w:szCs w:val="20"/>
         </w:rPr>
         <w:t>No prior programming experience required</w:t>
       </w:r>
@@ -864,8 +878,6 @@
           <w:rFonts w:ascii="Arial" w:eastAsia="Times New Roman" w:hAnsi="Arial" w:cs="Arial"/>
           <w:b/>
           <w:color w:val="000000"/>
-          <w:sz w:val="20"/>
-          <w:szCs w:val="20"/>
         </w:rPr>
         <w:t>P</w:t>
       </w:r>
@@ -874,8 +886,6 @@
           <w:rFonts w:ascii="Arial" w:eastAsia="Times New Roman" w:hAnsi="Arial" w:cs="Arial"/>
           <w:b/>
           <w:color w:val="000000"/>
-          <w:sz w:val="20"/>
-          <w:szCs w:val="20"/>
         </w:rPr>
         <w:t xml:space="preserve">roven </w:t>
       </w:r>
@@ -884,8 +894,6 @@
           <w:rFonts w:ascii="Arial" w:eastAsia="Times New Roman" w:hAnsi="Arial" w:cs="Arial"/>
           <w:b/>
           <w:color w:val="000000"/>
-          <w:sz w:val="20"/>
-          <w:szCs w:val="20"/>
         </w:rPr>
         <w:t xml:space="preserve">elite career outcomes for </w:t>
       </w:r>
@@ -894,8 +902,6 @@
           <w:rFonts w:ascii="Arial" w:eastAsia="Times New Roman" w:hAnsi="Arial" w:cs="Arial"/>
           <w:b/>
           <w:color w:val="000000"/>
-          <w:sz w:val="20"/>
-          <w:szCs w:val="20"/>
         </w:rPr>
         <w:t>international graduates</w:t>
       </w:r>
@@ -1019,8 +1025,6 @@
           <w:rFonts w:ascii="Arial" w:eastAsia="Times New Roman" w:hAnsi="Arial" w:cs="Arial"/>
           <w:b/>
           <w:bCs/>
-          <w:sz w:val="20"/>
-          <w:szCs w:val="20"/>
         </w:rPr>
         <w:t>Top-tier campus safety</w:t>
       </w:r>
@@ -1159,8 +1163,6 @@
         <w:rPr>
           <w:rFonts w:ascii="Arial" w:eastAsia="Times New Roman" w:hAnsi="Arial" w:cs="Arial"/>
           <w:b/>
-          <w:sz w:val="20"/>
-          <w:szCs w:val="20"/>
         </w:rPr>
         <w:t xml:space="preserve">On-campus </w:t>
       </w:r>
@@ -1168,8 +1170,6 @@
         <w:rPr>
           <w:rFonts w:ascii="Arial" w:eastAsia="Times New Roman" w:hAnsi="Arial" w:cs="Arial"/>
           <w:b/>
-          <w:sz w:val="20"/>
-          <w:szCs w:val="20"/>
         </w:rPr>
         <w:t xml:space="preserve">CS </w:t>
       </w:r>
@@ -1177,8 +1177,6 @@
         <w:rPr>
           <w:rFonts w:ascii="Arial" w:eastAsia="Times New Roman" w:hAnsi="Arial" w:cs="Arial"/>
           <w:b/>
-          <w:sz w:val="20"/>
-          <w:szCs w:val="20"/>
         </w:rPr>
         <w:t>positions</w:t>
       </w:r>
@@ -1294,8 +1292,6 @@
           <w:rFonts w:ascii="Arial" w:hAnsi="Arial" w:cs="Arial"/>
           <w:b/>
           <w:bCs/>
-          <w:sz w:val="20"/>
-          <w:szCs w:val="20"/>
         </w:rPr>
         <w:t xml:space="preserve">3-Year US </w:t>
       </w:r>
@@ -1303,8 +1299,6 @@
         <w:rPr>
           <w:rFonts w:ascii="Arial" w:hAnsi="Arial" w:cs="Arial"/>
           <w:b/>
-          <w:sz w:val="20"/>
-          <w:szCs w:val="20"/>
         </w:rPr>
         <w:t>STEM-designated B.S</w:t>
       </w:r>
@@ -1312,8 +1306,6 @@
         <w:rPr>
           <w:rFonts w:ascii="Arial" w:hAnsi="Arial" w:cs="Arial"/>
           <w:b/>
-          <w:sz w:val="20"/>
-          <w:szCs w:val="20"/>
         </w:rPr>
         <w:t>c</w:t>
       </w:r>
@@ -1321,8 +1313,6 @@
         <w:rPr>
           <w:rFonts w:ascii="Arial" w:hAnsi="Arial" w:cs="Arial"/>
           <w:b/>
-          <w:sz w:val="20"/>
-          <w:szCs w:val="20"/>
         </w:rPr>
         <w:t xml:space="preserve">. degree </w:t>
       </w:r>
@@ -1331,8 +1321,6 @@
           <w:rFonts w:ascii="Arial" w:hAnsi="Arial" w:cs="Arial"/>
           <w:b/>
           <w:bCs/>
-          <w:sz w:val="20"/>
-          <w:szCs w:val="20"/>
         </w:rPr>
         <w:t>OPT Work Authorization</w:t>
       </w:r>
@@ -1501,6 +1489,8 @@
       <w:r>
         <w:rPr>
           <w:rFonts w:ascii="Segoe UI Emoji" w:hAnsi="Segoe UI Emoji" w:cs="Segoe UI Emoji"/>
+          <w:sz w:val="28"/>
+          <w:szCs w:val="28"/>
         </w:rPr>
         <w:t>✨</w:t>
       </w:r>
@@ -1510,8 +1500,19 @@
           <w:b/>
           <w:bCs/>
           <w:color w:val="000000"/>
-        </w:rPr>
-        <w:t xml:space="preserve"> Elite Career Outcomes / </w:t>
+          <w:sz w:val="28"/>
+          <w:szCs w:val="28"/>
+        </w:rPr>
+        <w:t xml:space="preserve"> Elite Career Outcomes</w:t>
+      </w:r>
+      <w:r>
+        <w:rPr>
+          <w:rFonts w:ascii="Arial" w:eastAsia="Times New Roman" w:hAnsi="Arial" w:cs="Arial"/>
+          <w:b/>
+          <w:bCs/>
+          <w:color w:val="000000"/>
+        </w:rPr>
+        <w:t xml:space="preserve"> / </w:t>
       </w:r>
       <w:proofErr w:type="spellStart"/>
       <w:r>
@@ -1561,24 +1562,20 @@
         <w:rPr>
           <w:rFonts w:ascii="Arial" w:eastAsia="Times New Roman" w:hAnsi="Arial" w:cs="Arial"/>
           <w:color w:val="000000"/>
-          <w:sz w:val="20"/>
-          <w:szCs w:val="20"/>
         </w:rPr>
       </w:pPr>
       <w:r>
         <w:rPr>
           <w:noProof/>
-          <w:sz w:val="20"/>
-          <w:szCs w:val="20"/>
         </w:rPr>
         <w:drawing>
           <wp:anchor distT="0" distB="0" distL="114300" distR="114300" simplePos="0" relativeHeight="251660288" behindDoc="0" locked="0" layoutInCell="1" allowOverlap="1" wp14:anchorId="4BA6A3F0">
             <wp:simplePos x="0" y="0"/>
             <wp:positionH relativeFrom="margin">
-              <wp:posOffset>3865245</wp:posOffset>
+              <wp:align>right</wp:align>
             </wp:positionH>
             <wp:positionV relativeFrom="paragraph">
-              <wp:posOffset>153366</wp:posOffset>
+              <wp:posOffset>6731</wp:posOffset>
             </wp:positionV>
             <wp:extent cx="2535555" cy="907415"/>
             <wp:effectExtent l="0" t="0" r="0" b="6985"/>
@@ -1640,8 +1637,6 @@
           <w:b/>
           <w:bCs/>
           <w:color w:val="000000"/>
-          <w:sz w:val="20"/>
-          <w:szCs w:val="20"/>
         </w:rPr>
         <w:t>Google</w:t>
       </w:r>
@@ -1657,8 +1652,6 @@
         <w:rPr>
           <w:rFonts w:ascii="Arial" w:eastAsia="Times New Roman" w:hAnsi="Arial" w:cs="Arial"/>
           <w:color w:val="000000"/>
-          <w:sz w:val="20"/>
-          <w:szCs w:val="20"/>
         </w:rPr>
       </w:pPr>
       <w:r>
@@ -1667,8 +1660,6 @@
           <w:b/>
           <w:bCs/>
           <w:color w:val="000000"/>
-          <w:sz w:val="20"/>
-          <w:szCs w:val="20"/>
         </w:rPr>
         <w:t>Meta</w:t>
       </w:r>
@@ -1684,8 +1675,6 @@
         <w:rPr>
           <w:rFonts w:ascii="Arial" w:eastAsia="Times New Roman" w:hAnsi="Arial" w:cs="Arial"/>
           <w:color w:val="000000"/>
-          <w:sz w:val="20"/>
-          <w:szCs w:val="20"/>
         </w:rPr>
       </w:pPr>
       <w:r>
@@ -1694,8 +1683,6 @@
           <w:b/>
           <w:bCs/>
           <w:color w:val="000000"/>
-          <w:sz w:val="20"/>
-          <w:szCs w:val="20"/>
         </w:rPr>
         <w:t>Amazon</w:t>
       </w:r>
@@ -1711,8 +1698,6 @@
         <w:rPr>
           <w:rFonts w:ascii="Arial" w:eastAsia="Times New Roman" w:hAnsi="Arial" w:cs="Arial"/>
           <w:color w:val="000000"/>
-          <w:sz w:val="20"/>
-          <w:szCs w:val="20"/>
         </w:rPr>
       </w:pPr>
       <w:r>
@@ -1721,8 +1706,6 @@
           <w:b/>
           <w:bCs/>
           <w:color w:val="000000"/>
-          <w:sz w:val="20"/>
-          <w:szCs w:val="20"/>
         </w:rPr>
         <w:t>Microsoft</w:t>
       </w:r>
@@ -1738,8 +1721,6 @@
         <w:rPr>
           <w:rFonts w:ascii="Arial" w:eastAsia="Times New Roman" w:hAnsi="Arial" w:cs="Arial"/>
           <w:color w:val="000000"/>
-          <w:sz w:val="20"/>
-          <w:szCs w:val="20"/>
         </w:rPr>
       </w:pPr>
       <w:r>
@@ -1748,8 +1729,6 @@
           <w:b/>
           <w:bCs/>
           <w:color w:val="000000"/>
-          <w:sz w:val="20"/>
-          <w:szCs w:val="20"/>
         </w:rPr>
         <w:t>Netflix</w:t>
       </w:r>
@@ -1765,8 +1744,6 @@
         <w:rPr>
           <w:rFonts w:ascii="Arial" w:eastAsia="Times New Roman" w:hAnsi="Arial" w:cs="Arial"/>
           <w:color w:val="000000"/>
-          <w:sz w:val="20"/>
-          <w:szCs w:val="20"/>
         </w:rPr>
       </w:pPr>
       <w:r>
@@ -1775,8 +1752,6 @@
           <w:b/>
           <w:bCs/>
           <w:color w:val="000000"/>
-          <w:sz w:val="20"/>
-          <w:szCs w:val="20"/>
         </w:rPr>
         <w:t>JPMorgan Chase</w:t>
       </w:r>
@@ -1798,6 +1773,8 @@
           <w:rFonts w:ascii="Segoe UI Emoji" w:eastAsia="Times New Roman" w:hAnsi="Segoe UI Emoji" w:cs="Segoe UI Emoji"/>
           <w:b/>
           <w:bCs/>
+          <w:sz w:val="28"/>
+          <w:szCs w:val="28"/>
         </w:rPr>
         <w:t>💰</w:t>
       </w:r>
@@ -1806,6 +1783,8 @@
           <w:rFonts w:ascii="Arial" w:eastAsia="Times New Roman" w:hAnsi="Arial" w:cs="Arial"/>
           <w:b/>
           <w:bCs/>
+          <w:sz w:val="28"/>
+          <w:szCs w:val="28"/>
         </w:rPr>
         <w:t xml:space="preserve"> </w:t>
       </w:r>
@@ -1814,6 +1793,8 @@
           <w:rFonts w:ascii="Arial" w:eastAsia="Times New Roman" w:hAnsi="Arial" w:cs="Arial"/>
           <w:b/>
           <w:bCs/>
+          <w:sz w:val="28"/>
+          <w:szCs w:val="28"/>
         </w:rPr>
         <w:t>Scholarships</w:t>
       </w:r>
@@ -1854,21 +1835,23 @@
         <w:rPr>
           <w:rStyle w:val="Strong"/>
           <w:rFonts w:ascii="Arial" w:hAnsi="Arial" w:cs="Arial"/>
-          <w:sz w:val="20"/>
-          <w:szCs w:val="20"/>
         </w:rPr>
         <w:t>Target:</w:t>
       </w:r>
       <w:r>
         <w:rPr>
           <w:rFonts w:ascii="Arial" w:hAnsi="Arial" w:cs="Arial"/>
-          <w:sz w:val="20"/>
-          <w:szCs w:val="20"/>
-        </w:rPr>
-        <w:t xml:space="preserve"> GCE A-Levels/CIE/IAL/IB track / </w:t>
-      </w:r>
-      <w:bookmarkStart w:id="0" w:name="_GoBack"/>
-      <w:bookmarkEnd w:id="0"/>
+        </w:rPr>
+        <w:t xml:space="preserve"> GCE A-Levels/CIE/IAL/IB track</w:t>
+      </w:r>
+      <w:r>
+        <w:rPr>
+          <w:rFonts w:ascii="Arial" w:hAnsi="Arial" w:cs="Arial"/>
+          <w:sz w:val="20"/>
+          <w:szCs w:val="20"/>
+        </w:rPr>
+        <w:t xml:space="preserve"> / </w:t>
+      </w:r>
       <w:proofErr w:type="spellStart"/>
       <w:r>
         <w:rPr>
@@ -1968,18 +1951,22 @@
         <w:rPr>
           <w:rFonts w:ascii="Arial" w:hAnsi="Arial" w:cs="Arial"/>
           <w:b/>
-          <w:sz w:val="20"/>
-          <w:szCs w:val="20"/>
         </w:rPr>
         <w:t>GCE/IB Cutoffs &amp; Program Details</w:t>
       </w:r>
       <w:r>
         <w:rPr>
           <w:rFonts w:ascii="Arial" w:hAnsi="Arial" w:cs="Arial"/>
-          <w:sz w:val="20"/>
-          <w:szCs w:val="20"/>
-        </w:rPr>
-        <w:t xml:space="preserve">: Visit our website / </w:t>
+        </w:rPr>
+        <w:t>: Visit our website</w:t>
+      </w:r>
+      <w:r>
+        <w:rPr>
+          <w:rFonts w:ascii="Arial" w:hAnsi="Arial" w:cs="Arial"/>
+          <w:sz w:val="20"/>
+          <w:szCs w:val="20"/>
+        </w:rPr>
+        <w:t xml:space="preserve"> / </w:t>
       </w:r>
       <w:r>
         <w:rPr>
@@ -2214,16 +2201,12 @@
         <w:rPr>
           <w:rStyle w:val="Strong"/>
           <w:rFonts w:ascii="Arial" w:hAnsi="Arial" w:cs="Arial"/>
-          <w:sz w:val="20"/>
-          <w:szCs w:val="20"/>
         </w:rPr>
         <w:t>Tier 1:</w:t>
       </w:r>
       <w:r>
         <w:rPr>
           <w:rFonts w:ascii="Arial" w:hAnsi="Arial" w:cs="Arial"/>
-          <w:sz w:val="20"/>
-          <w:szCs w:val="20"/>
         </w:rPr>
         <w:t xml:space="preserve"> $21K/</w:t>
       </w:r>
@@ -2231,8 +2214,6 @@
       <w:r>
         <w:rPr>
           <w:rFonts w:ascii="Arial" w:hAnsi="Arial" w:cs="Arial"/>
-          <w:sz w:val="20"/>
-          <w:szCs w:val="20"/>
         </w:rPr>
         <w:t>yr</w:t>
       </w:r>
@@ -2240,10 +2221,16 @@
       <w:r>
         <w:rPr>
           <w:rFonts w:ascii="Arial" w:hAnsi="Arial" w:cs="Arial"/>
-          <w:sz w:val="20"/>
-          <w:szCs w:val="20"/>
-        </w:rPr>
-        <w:t xml:space="preserve"> | $84K Total /</w:t>
+        </w:rPr>
+        <w:t xml:space="preserve"> | $84K Total</w:t>
+      </w:r>
+      <w:r>
+        <w:rPr>
+          <w:rFonts w:ascii="Arial" w:hAnsi="Arial" w:cs="Arial"/>
+          <w:sz w:val="20"/>
+          <w:szCs w:val="20"/>
+        </w:rPr>
+        <w:t xml:space="preserve"> /</w:t>
       </w:r>
       <w:r>
         <w:rPr>
@@ -2343,16 +2330,12 @@
         <w:rPr>
           <w:rStyle w:val="Strong"/>
           <w:rFonts w:ascii="Arial" w:hAnsi="Arial" w:cs="Arial"/>
-          <w:sz w:val="20"/>
-          <w:szCs w:val="20"/>
         </w:rPr>
         <w:t>Tier 2:</w:t>
       </w:r>
       <w:r>
         <w:rPr>
           <w:rFonts w:ascii="Arial" w:hAnsi="Arial" w:cs="Arial"/>
-          <w:sz w:val="20"/>
-          <w:szCs w:val="20"/>
         </w:rPr>
         <w:t xml:space="preserve"> $19K/</w:t>
       </w:r>
@@ -2360,8 +2343,6 @@
       <w:r>
         <w:rPr>
           <w:rFonts w:ascii="Arial" w:hAnsi="Arial" w:cs="Arial"/>
-          <w:sz w:val="20"/>
-          <w:szCs w:val="20"/>
         </w:rPr>
         <w:t>yr</w:t>
       </w:r>
@@ -2369,10 +2350,16 @@
       <w:r>
         <w:rPr>
           <w:rFonts w:ascii="Arial" w:hAnsi="Arial" w:cs="Arial"/>
-          <w:sz w:val="20"/>
-          <w:szCs w:val="20"/>
-        </w:rPr>
-        <w:t xml:space="preserve"> | $76K Total / </w:t>
+        </w:rPr>
+        <w:t xml:space="preserve"> | $76K Total</w:t>
+      </w:r>
+      <w:r>
+        <w:rPr>
+          <w:rFonts w:ascii="Arial" w:hAnsi="Arial" w:cs="Arial"/>
+          <w:sz w:val="20"/>
+          <w:szCs w:val="20"/>
+        </w:rPr>
+        <w:t xml:space="preserve"> / </w:t>
       </w:r>
       <w:r>
         <w:rPr>
@@ -2459,18 +2446,22 @@
         <w:rPr>
           <w:rStyle w:val="Strong"/>
           <w:rFonts w:ascii="Arial" w:hAnsi="Arial" w:cs="Arial"/>
-          <w:sz w:val="20"/>
-          <w:szCs w:val="20"/>
         </w:rPr>
         <w:t>Alan Turing Scholarship:</w:t>
       </w:r>
       <w:r>
         <w:rPr>
           <w:rFonts w:ascii="Arial" w:hAnsi="Arial" w:cs="Arial"/>
-          <w:sz w:val="20"/>
-          <w:szCs w:val="20"/>
-        </w:rPr>
-        <w:t xml:space="preserve"> Extra +$3K/yr. Paid CS position starts 2nd year. / </w:t>
+        </w:rPr>
+        <w:t xml:space="preserve"> Extra +$3K/yr. Paid CS position starts 2nd year</w:t>
+      </w:r>
+      <w:r>
+        <w:rPr>
+          <w:rFonts w:ascii="Arial" w:hAnsi="Arial" w:cs="Arial"/>
+          <w:sz w:val="20"/>
+          <w:szCs w:val="20"/>
+        </w:rPr>
+        <w:t xml:space="preserve">. / </w:t>
       </w:r>
       <w:proofErr w:type="spellStart"/>
       <w:r>
@@ -2677,18 +2668,22 @@
         <w:rPr>
           <w:rStyle w:val="Strong"/>
           <w:rFonts w:ascii="Arial" w:hAnsi="Arial" w:cs="Arial"/>
-          <w:sz w:val="20"/>
-          <w:szCs w:val="20"/>
         </w:rPr>
         <w:t>Ada Lovelace Scholarship:</w:t>
       </w:r>
       <w:r>
         <w:rPr>
           <w:rFonts w:ascii="Arial" w:hAnsi="Arial" w:cs="Arial"/>
-          <w:sz w:val="20"/>
-          <w:szCs w:val="20"/>
-        </w:rPr>
-        <w:t xml:space="preserve"> Extra +$3K/yr. Female STEM scholars. / </w:t>
+        </w:rPr>
+        <w:t xml:space="preserve"> Extra +$3K/yr</w:t>
+      </w:r>
+      <w:r>
+        <w:rPr>
+          <w:rFonts w:ascii="Arial" w:hAnsi="Arial" w:cs="Arial"/>
+          <w:sz w:val="20"/>
+          <w:szCs w:val="20"/>
+        </w:rPr>
+        <w:t xml:space="preserve">. Female STEM scholars. / </w:t>
       </w:r>
       <w:proofErr w:type="spellStart"/>
       <w:r>
@@ -2880,16 +2875,12 @@
         <w:rPr>
           <w:rStyle w:val="Strong"/>
           <w:rFonts w:ascii="Arial" w:hAnsi="Arial" w:cs="Arial"/>
-          <w:sz w:val="20"/>
-          <w:szCs w:val="20"/>
         </w:rPr>
         <w:t>High School Cohort Bonus:</w:t>
       </w:r>
       <w:r>
         <w:rPr>
           <w:rFonts w:ascii="Arial" w:hAnsi="Arial" w:cs="Arial"/>
-          <w:sz w:val="20"/>
-          <w:szCs w:val="20"/>
         </w:rPr>
         <w:t xml:space="preserve"> Extra +$500 to +$2K/</w:t>
       </w:r>
@@ -2897,8 +2888,6 @@
       <w:r>
         <w:rPr>
           <w:rFonts w:ascii="Arial" w:hAnsi="Arial" w:cs="Arial"/>
-          <w:sz w:val="20"/>
-          <w:szCs w:val="20"/>
         </w:rPr>
         <w:t>yr</w:t>
       </w:r>
@@ -3169,8 +3158,6 @@
         <w:rPr>
           <w:rStyle w:val="Strong"/>
           <w:rFonts w:ascii="Arial" w:hAnsi="Arial" w:cs="Arial"/>
-          <w:sz w:val="20"/>
-          <w:szCs w:val="20"/>
         </w:rPr>
         <w:t>Extra Merit Scholarship &amp; Need-Based Aid available</w:t>
       </w:r>
@@ -3382,16 +3369,12 @@
           <w:rFonts w:ascii="Arial" w:eastAsia="Times New Roman" w:hAnsi="Arial" w:cs="Arial"/>
           <w:b/>
           <w:bCs/>
-          <w:sz w:val="20"/>
-          <w:szCs w:val="20"/>
         </w:rPr>
         <w:t>Tuition:</w:t>
       </w:r>
       <w:r>
         <w:rPr>
           <w:rFonts w:ascii="Arial" w:eastAsia="Times New Roman" w:hAnsi="Arial" w:cs="Arial"/>
-          <w:sz w:val="20"/>
-          <w:szCs w:val="20"/>
         </w:rPr>
         <w:t xml:space="preserve"> ~$29K/</w:t>
       </w:r>
@@ -3399,8 +3382,6 @@
       <w:r>
         <w:rPr>
           <w:rFonts w:ascii="Arial" w:eastAsia="Times New Roman" w:hAnsi="Arial" w:cs="Arial"/>
-          <w:sz w:val="20"/>
-          <w:szCs w:val="20"/>
         </w:rPr>
         <w:t>yr</w:t>
       </w:r>
@@ -3408,8 +3389,6 @@
       <w:r>
         <w:rPr>
           <w:rFonts w:ascii="Arial" w:eastAsia="Times New Roman" w:hAnsi="Arial" w:cs="Arial"/>
-          <w:sz w:val="20"/>
-          <w:szCs w:val="20"/>
         </w:rPr>
         <w:t xml:space="preserve">, </w:t>
       </w:r>
@@ -3418,8 +3397,6 @@
           <w:rFonts w:ascii="Arial" w:eastAsia="Times New Roman" w:hAnsi="Arial" w:cs="Arial"/>
           <w:b/>
           <w:bCs/>
-          <w:sz w:val="20"/>
-          <w:szCs w:val="20"/>
         </w:rPr>
         <w:t>Room</w:t>
       </w:r>
@@ -3428,8 +3405,6 @@
           <w:rFonts w:ascii="Arial" w:eastAsia="Times New Roman" w:hAnsi="Arial" w:cs="Arial"/>
           <w:b/>
           <w:bCs/>
-          <w:sz w:val="20"/>
-          <w:szCs w:val="20"/>
         </w:rPr>
         <w:t xml:space="preserve"> </w:t>
       </w:r>
@@ -3438,8 +3413,6 @@
           <w:rFonts w:ascii="Arial" w:eastAsia="Times New Roman" w:hAnsi="Arial" w:cs="Arial"/>
           <w:b/>
           <w:bCs/>
-          <w:sz w:val="20"/>
-          <w:szCs w:val="20"/>
         </w:rPr>
         <w:t>&amp;</w:t>
       </w:r>
@@ -3448,8 +3421,6 @@
           <w:rFonts w:ascii="Arial" w:eastAsia="Times New Roman" w:hAnsi="Arial" w:cs="Arial"/>
           <w:b/>
           <w:bCs/>
-          <w:sz w:val="20"/>
-          <w:szCs w:val="20"/>
         </w:rPr>
         <w:t xml:space="preserve"> </w:t>
       </w:r>
@@ -3458,10 +3429,18 @@
           <w:rFonts w:ascii="Arial" w:eastAsia="Times New Roman" w:hAnsi="Arial" w:cs="Arial"/>
           <w:b/>
           <w:bCs/>
-          <w:sz w:val="20"/>
-          <w:szCs w:val="20"/>
-        </w:rPr>
-        <w:t>Board:</w:t>
+        </w:rPr>
+        <w:t>Board</w:t>
+      </w:r>
+      <w:r>
+        <w:rPr>
+          <w:rFonts w:ascii="Arial" w:eastAsia="Times New Roman" w:hAnsi="Arial" w:cs="Arial"/>
+          <w:b/>
+          <w:bCs/>
+          <w:sz w:val="20"/>
+          <w:szCs w:val="20"/>
+        </w:rPr>
+        <w:t>:</w:t>
       </w:r>
       <w:r>
         <w:rPr>
@@ -3604,6 +3583,8 @@
         <w:rPr>
           <w:rFonts w:ascii="Arial" w:hAnsi="Arial" w:cs="Arial"/>
           <w:noProof/>
+          <w:sz w:val="28"/>
+          <w:szCs w:val="28"/>
         </w:rPr>
         <w:drawing>
           <wp:anchor distT="0" distB="0" distL="114300" distR="114300" simplePos="0" relativeHeight="251659264" behindDoc="0" locked="0" layoutInCell="1" allowOverlap="1" wp14:anchorId="7AC876B7" wp14:editId="777F4031">
@@ -3671,6 +3652,8 @@
       <w:r>
         <w:rPr>
           <w:rFonts w:ascii="Segoe UI Emoji" w:hAnsi="Segoe UI Emoji" w:cs="Segoe UI Emoji"/>
+          <w:sz w:val="28"/>
+          <w:szCs w:val="28"/>
         </w:rPr>
         <w:t>📌</w:t>
       </w:r>
@@ -3680,6 +3663,8 @@
           <w:b/>
           <w:bCs/>
           <w:color w:val="000000"/>
+          <w:sz w:val="28"/>
+          <w:szCs w:val="28"/>
         </w:rPr>
         <w:t xml:space="preserve"> CCCS-</w:t>
       </w:r>
@@ -3689,6 +3674,8 @@
           <w:b/>
           <w:bCs/>
           <w:color w:val="000000"/>
+          <w:sz w:val="28"/>
+          <w:szCs w:val="28"/>
         </w:rPr>
         <w:t>South Korea</w:t>
       </w:r>
@@ -3698,6 +3685,8 @@
           <w:b/>
           <w:bCs/>
           <w:color w:val="000000"/>
+          <w:sz w:val="28"/>
+          <w:szCs w:val="28"/>
         </w:rPr>
         <w:t xml:space="preserve"> Website</w:t>
       </w:r>
@@ -3742,8 +3731,6 @@
           <w:b/>
           <w:bCs/>
           <w:color w:val="000000"/>
-          <w:sz w:val="20"/>
-          <w:szCs w:val="20"/>
         </w:rPr>
       </w:pPr>
       <w:hyperlink r:id="rId8" w:history="1">
@@ -3752,8 +3739,6 @@
             <w:rStyle w:val="Hyperlink"/>
             <w:rFonts w:ascii="Arial" w:hAnsi="Arial" w:cs="Arial"/>
             <w:b/>
-            <w:sz w:val="20"/>
-            <w:szCs w:val="20"/>
           </w:rPr>
           <w:t>https://bit.ly/cccs-south-korea</w:t>
         </w:r>
@@ -3762,8 +3747,6 @@
         <w:rPr>
           <w:rFonts w:ascii="Arial" w:hAnsi="Arial" w:cs="Arial"/>
           <w:b/>
-          <w:sz w:val="20"/>
-          <w:szCs w:val="20"/>
         </w:rPr>
         <w:t xml:space="preserve"> </w:t>
       </w:r>
@@ -3780,6 +3763,8 @@
         <w:rPr>
           <w:rFonts w:ascii="Segoe UI Emoji" w:hAnsi="Segoe UI Emoji" w:cs="Segoe UI Emoji"/>
           <w:b/>
+          <w:sz w:val="28"/>
+          <w:szCs w:val="28"/>
         </w:rPr>
         <w:t>📧</w:t>
       </w:r>
@@ -3788,8 +3773,18 @@
           <w:rFonts w:ascii="Arial" w:eastAsia="Times New Roman" w:hAnsi="Arial" w:cs="Arial"/>
           <w:b/>
           <w:bCs/>
-        </w:rPr>
-        <w:t xml:space="preserve"> Contact / </w:t>
+          <w:sz w:val="28"/>
+          <w:szCs w:val="28"/>
+        </w:rPr>
+        <w:t xml:space="preserve"> Contact</w:t>
+      </w:r>
+      <w:r>
+        <w:rPr>
+          <w:rFonts w:ascii="Arial" w:eastAsia="Times New Roman" w:hAnsi="Arial" w:cs="Arial"/>
+          <w:b/>
+          <w:bCs/>
+        </w:rPr>
+        <w:t xml:space="preserve"> / </w:t>
       </w:r>
       <w:proofErr w:type="spellStart"/>
       <w:r>
@@ -3819,10 +3814,18 @@
           <w:rFonts w:ascii="Arial" w:eastAsia="Times New Roman" w:hAnsi="Arial" w:cs="Arial"/>
           <w:b/>
           <w:bCs/>
-          <w:sz w:val="20"/>
-          <w:szCs w:val="20"/>
-        </w:rPr>
-        <w:t xml:space="preserve">Name / </w:t>
+        </w:rPr>
+        <w:t>Name</w:t>
+      </w:r>
+      <w:r>
+        <w:rPr>
+          <w:rFonts w:ascii="Arial" w:eastAsia="Times New Roman" w:hAnsi="Arial" w:cs="Arial"/>
+          <w:b/>
+          <w:bCs/>
+          <w:sz w:val="20"/>
+          <w:szCs w:val="20"/>
+        </w:rPr>
+        <w:t xml:space="preserve"> / </w:t>
       </w:r>
       <w:proofErr w:type="spellStart"/>
       <w:r>
@@ -3850,7 +3853,21 @@
           <w:sz w:val="20"/>
           <w:szCs w:val="20"/>
         </w:rPr>
-        <w:t xml:space="preserve"> Dr. Yihsiang Liow (Associate Professor of </w:t>
+        <w:t xml:space="preserve"> </w:t>
+      </w:r>
+      <w:r>
+        <w:rPr>
+          <w:rFonts w:ascii="Arial" w:eastAsia="Times New Roman" w:hAnsi="Arial" w:cs="Arial"/>
+        </w:rPr>
+        <w:t xml:space="preserve">Dr. Yihsiang Liow </w:t>
+      </w:r>
+      <w:r>
+        <w:rPr>
+          <w:rFonts w:ascii="Arial" w:eastAsia="Times New Roman" w:hAnsi="Arial" w:cs="Arial"/>
+          <w:sz w:val="20"/>
+          <w:szCs w:val="20"/>
+        </w:rPr>
+        <w:t xml:space="preserve">(Associate Professor of </w:t>
       </w:r>
       <w:r>
         <w:rPr>
@@ -3966,10 +3983,18 @@
           <w:rFonts w:ascii="Arial" w:eastAsia="Times New Roman" w:hAnsi="Arial" w:cs="Arial"/>
           <w:b/>
           <w:bCs/>
-          <w:sz w:val="20"/>
-          <w:szCs w:val="20"/>
-        </w:rPr>
-        <w:t xml:space="preserve">Email / </w:t>
+        </w:rPr>
+        <w:t>Email</w:t>
+      </w:r>
+      <w:r>
+        <w:rPr>
+          <w:rFonts w:ascii="Arial" w:eastAsia="Times New Roman" w:hAnsi="Arial" w:cs="Arial"/>
+          <w:b/>
+          <w:bCs/>
+          <w:sz w:val="20"/>
+          <w:szCs w:val="20"/>
+        </w:rPr>
+        <w:t xml:space="preserve"> / </w:t>
       </w:r>
       <w:proofErr w:type="spellStart"/>
       <w:r>
@@ -4004,8 +4029,6 @@
           <w:rPr>
             <w:rStyle w:val="Hyperlink"/>
             <w:rFonts w:ascii="Arial" w:eastAsia="Times New Roman" w:hAnsi="Arial" w:cs="Arial"/>
-            <w:sz w:val="20"/>
-            <w:szCs w:val="20"/>
           </w:rPr>
           <w:t>yliow@ccis.edu</w:t>
         </w:r>
@@ -4014,11 +4037,11 @@
         <w:rPr>
           <w:rStyle w:val="Hyperlink"/>
           <w:rFonts w:ascii="Arial" w:eastAsia="Times New Roman" w:hAnsi="Arial" w:cs="Arial"/>
-          <w:sz w:val="20"/>
-          <w:szCs w:val="20"/>
-        </w:rPr>
-        <w:t xml:space="preserve"> </w:t>
-      </w:r>
+        </w:rPr>
+        <w:t xml:space="preserve"> </w:t>
+      </w:r>
+      <w:bookmarkStart w:id="0" w:name="_GoBack"/>
+      <w:bookmarkEnd w:id="0"/>
     </w:p>
     <w:p>
       <w:pPr>
@@ -4039,10 +4062,18 @@
           <w:rFonts w:ascii="Arial" w:eastAsia="Times New Roman" w:hAnsi="Arial" w:cs="Arial"/>
           <w:b/>
           <w:bCs/>
-          <w:sz w:val="20"/>
-          <w:szCs w:val="20"/>
-        </w:rPr>
-        <w:t xml:space="preserve">Profile / </w:t>
+        </w:rPr>
+        <w:t>Profile</w:t>
+      </w:r>
+      <w:r>
+        <w:rPr>
+          <w:rFonts w:ascii="Arial" w:eastAsia="Times New Roman" w:hAnsi="Arial" w:cs="Arial"/>
+          <w:b/>
+          <w:bCs/>
+          <w:sz w:val="20"/>
+          <w:szCs w:val="20"/>
+        </w:rPr>
+        <w:t xml:space="preserve"> / </w:t>
       </w:r>
       <w:proofErr w:type="spellStart"/>
       <w:r>
@@ -4095,8 +4126,6 @@
           <w:rPr>
             <w:rStyle w:val="Hyperlink"/>
             <w:rFonts w:ascii="Arial" w:eastAsia="Times New Roman" w:hAnsi="Arial" w:cs="Arial"/>
-            <w:sz w:val="20"/>
-            <w:szCs w:val="20"/>
           </w:rPr>
           <w:t>https://www.ccis.edu/faculty/profiles/yihsiang-liow</w:t>
         </w:r>
